--- a/docs/sdlc/20_design/WS2D-SD-001_画面設計書.docx
+++ b/docs/sdlc/20_design/WS2D-SD-001_画面設計書.docx
@@ -1554,7 +1554,7 @@
         <w:rPr>
           <w:rFonts w:ascii="Yu Gothic" w:hAnsi="Yu Gothic" w:eastAsia="Yu Gothic"/>
         </w:rPr>
-        <w:t>（ユーザー選択・テナント選択の ガード対象一覧）と突き合わせて 2 画面（ユーザー選択・テナント選択）を追加した。</w:t>
+        <w:t>（テナント選択のガード対象一覧）と 突き合わせて画面を追加した。ユーザー選択（旧 SC-04）は、ログインを ID＋パスワードの 1経路へ統一した際に廃止済み。</w:t>
       </w:r>
     </w:p>
     <w:p>
@@ -2103,7 +2103,123 @@
                 <w:rFonts w:ascii="Yu Gothic" w:hAnsi="Yu Gothic" w:eastAsia="Yu Gothic"/>
                 <w:sz w:val="17"/>
               </w:rPr>
-              <w:t>ユーザー選択</w:t>
+              <w:t>（廃止）ユーザー選択</w:t>
+            </w:r>
+          </w:p>
+        </w:tc>
+        <w:tc>
+          <w:tcPr>
+            <w:tcW w:type="dxa" w:w="1654"/>
+          </w:tcPr>
+          <w:p>
+            <w:r>
+              <w:rPr>
+                <w:sz w:val="17"/>
+              </w:rPr>
+            </w:r>
+            <w:r>
+              <w:rPr>
+                <w:rFonts w:ascii="Yu Gothic" w:hAnsi="Yu Gothic" w:eastAsia="Yu Gothic"/>
+                <w:sz w:val="17"/>
+              </w:rPr>
+              <w:t>—</w:t>
+            </w:r>
+          </w:p>
+        </w:tc>
+        <w:tc>
+          <w:tcPr>
+            <w:tcW w:type="dxa" w:w="1654"/>
+          </w:tcPr>
+          <w:p>
+            <w:r>
+              <w:rPr>
+                <w:sz w:val="17"/>
+              </w:rPr>
+            </w:r>
+            <w:r>
+              <w:rPr>
+                <w:rFonts w:ascii="Yu Gothic" w:hAnsi="Yu Gothic" w:eastAsia="Yu Gothic"/>
+                <w:sz w:val="17"/>
+              </w:rPr>
+              <w:t>—</w:t>
+            </w:r>
+          </w:p>
+        </w:tc>
+        <w:tc>
+          <w:tcPr>
+            <w:tcW w:type="dxa" w:w="1654"/>
+          </w:tcPr>
+          <w:p>
+            <w:r>
+              <w:rPr>
+                <w:sz w:val="17"/>
+              </w:rPr>
+            </w:r>
+            <w:r>
+              <w:rPr>
+                <w:rFonts w:ascii="Yu Gothic" w:hAnsi="Yu Gothic" w:eastAsia="Yu Gothic"/>
+                <w:sz w:val="17"/>
+              </w:rPr>
+              <w:t>—</w:t>
+            </w:r>
+          </w:p>
+        </w:tc>
+        <w:tc>
+          <w:tcPr>
+            <w:tcW w:type="dxa" w:w="1654"/>
+          </w:tcPr>
+          <w:p>
+            <w:r>
+              <w:rPr>
+                <w:sz w:val="17"/>
+              </w:rPr>
+            </w:r>
+            <w:r>
+              <w:rPr>
+                <w:rFonts w:ascii="Yu Gothic" w:hAnsi="Yu Gothic" w:eastAsia="Yu Gothic"/>
+                <w:sz w:val="17"/>
+              </w:rPr>
+              <w:t>ログイン後に操作ユーザーを選ぶ画面。ログインを ID＋パスワードの1経路へ統一した際に廃止（画面IDは欠番）</w:t>
+            </w:r>
+          </w:p>
+        </w:tc>
+      </w:tr>
+      <w:tr>
+        <w:tc>
+          <w:tcPr>
+            <w:tcW w:type="dxa" w:w="1654"/>
+          </w:tcPr>
+          <w:p>
+            <w:r>
+              <w:rPr>
+                <w:sz w:val="17"/>
+              </w:rPr>
+            </w:r>
+            <w:r>
+              <w:rPr>
+                <w:rFonts w:ascii="Yu Gothic" w:hAnsi="Yu Gothic" w:eastAsia="Yu Gothic"/>
+                <w:sz w:val="17"/>
+              </w:rPr>
+              <w:t>SC-05</w:t>
+            </w:r>
+          </w:p>
+        </w:tc>
+        <w:tc>
+          <w:tcPr>
+            <w:tcW w:type="dxa" w:w="1654"/>
+          </w:tcPr>
+          <w:p>
+            <w:r>
+              <w:rPr>
+                <w:sz w:val="17"/>
+              </w:rPr>
+            </w:r>
+            <w:r>
+              <w:rPr>
+                <w:rFonts w:ascii="Yu Gothic" w:hAnsi="Yu Gothic" w:eastAsia="Yu Gothic"/>
+                <w:sz w:val="17"/>
+              </w:rPr>
+              <w:t>テナント選択</w:t>
             </w:r>
           </w:p>
         </w:tc>
@@ -2122,7 +2238,7 @@
                 <w:rFonts w:ascii="Consolas" w:hAnsi="Consolas" w:eastAsia="Consolas"/>
                 <w:sz w:val="17"/>
               </w:rPr>
-              <w:t>/auth/user</w:t>
+              <w:t>/auth/tenant</w:t>
             </w:r>
           </w:p>
         </w:tc>
@@ -2141,7 +2257,7 @@
                 <w:rFonts w:ascii="Consolas" w:hAnsi="Consolas" w:eastAsia="Consolas"/>
                 <w:sz w:val="17"/>
               </w:rPr>
-              <w:t>templates/auth/user.html</w:t>
+              <w:t>templates/auth/tenant.html</w:t>
             </w:r>
           </w:p>
         </w:tc>
@@ -2179,7 +2295,7 @@
                 <w:rFonts w:ascii="Yu Gothic" w:hAnsi="Yu Gothic" w:eastAsia="Yu Gothic"/>
                 <w:sz w:val="17"/>
               </w:rPr>
-              <w:t>ログイン後、操作するユーザー（アカウント）を選択</w:t>
+              <w:t>所属テナント（ワークスペース）を選択</w:t>
             </w:r>
           </w:p>
         </w:tc>
@@ -2200,7 +2316,7 @@
                 <w:rFonts w:ascii="Yu Gothic" w:hAnsi="Yu Gothic" w:eastAsia="Yu Gothic"/>
                 <w:sz w:val="17"/>
               </w:rPr>
-              <w:t>SC-05</w:t>
+              <w:t>SC-06</w:t>
             </w:r>
           </w:p>
         </w:tc>
@@ -2219,7 +2335,7 @@
                 <w:rFonts w:ascii="Yu Gothic" w:hAnsi="Yu Gothic" w:eastAsia="Yu Gothic"/>
                 <w:sz w:val="17"/>
               </w:rPr>
-              <w:t>テナント選択</w:t>
+              <w:t>個人設定</w:t>
             </w:r>
           </w:p>
         </w:tc>
@@ -2238,7 +2354,7 @@
                 <w:rFonts w:ascii="Consolas" w:hAnsi="Consolas" w:eastAsia="Consolas"/>
                 <w:sz w:val="17"/>
               </w:rPr>
-              <w:t>/auth/tenant</w:t>
+              <w:t>/account</w:t>
             </w:r>
           </w:p>
         </w:tc>
@@ -2257,7 +2373,14 @@
                 <w:rFonts w:ascii="Consolas" w:hAnsi="Consolas" w:eastAsia="Consolas"/>
                 <w:sz w:val="17"/>
               </w:rPr>
-              <w:t>templates/auth/tenant.html</w:t>
+              <w:t>templates/partials/view-account.html</w:t>
+            </w:r>
+            <w:r>
+              <w:rPr>
+                <w:rFonts w:ascii="Yu Gothic" w:hAnsi="Yu Gothic" w:eastAsia="Yu Gothic"/>
+                <w:sz w:val="17"/>
+              </w:rPr>
+              <w:t>（SC-09 内のビュー）</w:t>
             </w:r>
           </w:p>
         </w:tc>
@@ -2295,7 +2418,21 @@
                 <w:rFonts w:ascii="Yu Gothic" w:hAnsi="Yu Gothic" w:eastAsia="Yu Gothic"/>
                 <w:sz w:val="17"/>
               </w:rPr>
-              <w:t>所属テナント（ワークスペース）を選択</w:t>
+              <w:t xml:space="preserve">プロフィール・パスワード変更。管理者はメンバー管理・APIトークンも表示。旧 </w:t>
+            </w:r>
+            <w:r>
+              <w:rPr>
+                <w:rFonts w:ascii="Consolas" w:hAnsi="Consolas" w:eastAsia="Consolas"/>
+                <w:sz w:val="17"/>
+              </w:rPr>
+              <w:t>/auth/account</w:t>
+            </w:r>
+            <w:r>
+              <w:rPr>
+                <w:rFonts w:ascii="Yu Gothic" w:hAnsi="Yu Gothic" w:eastAsia="Yu Gothic"/>
+                <w:sz w:val="17"/>
+              </w:rPr>
+              <w:t xml:space="preserve"> はここへ 302</w:t>
             </w:r>
           </w:p>
         </w:tc>
@@ -2316,7 +2453,7 @@
                 <w:rFonts w:ascii="Yu Gothic" w:hAnsi="Yu Gothic" w:eastAsia="Yu Gothic"/>
                 <w:sz w:val="17"/>
               </w:rPr>
-              <w:t>SC-06</w:t>
+              <w:t>SC-07</w:t>
             </w:r>
           </w:p>
         </w:tc>
@@ -2335,7 +2472,7 @@
                 <w:rFonts w:ascii="Yu Gothic" w:hAnsi="Yu Gothic" w:eastAsia="Yu Gothic"/>
                 <w:sz w:val="17"/>
               </w:rPr>
-              <w:t>マイページ</w:t>
+              <w:t>システム選択</w:t>
             </w:r>
           </w:p>
         </w:tc>
@@ -2354,7 +2491,7 @@
                 <w:rFonts w:ascii="Consolas" w:hAnsi="Consolas" w:eastAsia="Consolas"/>
                 <w:sz w:val="17"/>
               </w:rPr>
-              <w:t>/auth/account</w:t>
+              <w:t>/systems</w:t>
             </w:r>
           </w:p>
         </w:tc>
@@ -2373,7 +2510,7 @@
                 <w:rFonts w:ascii="Consolas" w:hAnsi="Consolas" w:eastAsia="Consolas"/>
                 <w:sz w:val="17"/>
               </w:rPr>
-              <w:t>templates/auth/account.html</w:t>
+              <w:t>templates/system-select.html</w:t>
             </w:r>
           </w:p>
         </w:tc>
@@ -2392,7 +2529,7 @@
                 <w:rFonts w:ascii="Yu Gothic" w:hAnsi="Yu Gothic" w:eastAsia="Yu Gothic"/>
                 <w:sz w:val="17"/>
               </w:rPr>
-              <w:t>要ログイン</w:t>
+              <w:t>要ログイン（*1）</w:t>
             </w:r>
           </w:p>
         </w:tc>
@@ -2411,7 +2548,7 @@
                 <w:rFonts w:ascii="Yu Gothic" w:hAnsi="Yu Gothic" w:eastAsia="Yu Gothic"/>
                 <w:sz w:val="17"/>
               </w:rPr>
-              <w:t>プロフィール・パスワード変更。管理者はメンバー管理・APIトークンも表示</w:t>
+              <w:t>ドキュメント作成／AutoRun／CLIモードを選ぶハブ画面</w:t>
             </w:r>
           </w:p>
         </w:tc>
@@ -2432,7 +2569,7 @@
                 <w:rFonts w:ascii="Yu Gothic" w:hAnsi="Yu Gothic" w:eastAsia="Yu Gothic"/>
                 <w:sz w:val="17"/>
               </w:rPr>
-              <w:t>SC-07</w:t>
+              <w:t>SC-08</w:t>
             </w:r>
           </w:p>
         </w:tc>
@@ -2451,7 +2588,7 @@
                 <w:rFonts w:ascii="Yu Gothic" w:hAnsi="Yu Gothic" w:eastAsia="Yu Gothic"/>
                 <w:sz w:val="17"/>
               </w:rPr>
-              <w:t>システム選択</w:t>
+              <w:t>管理者コンソール</w:t>
             </w:r>
           </w:p>
         </w:tc>
@@ -2470,7 +2607,7 @@
                 <w:rFonts w:ascii="Consolas" w:hAnsi="Consolas" w:eastAsia="Consolas"/>
                 <w:sz w:val="17"/>
               </w:rPr>
-              <w:t>/systems</w:t>
+              <w:t>/admin/console</w:t>
             </w:r>
           </w:p>
         </w:tc>
@@ -2489,7 +2626,7 @@
                 <w:rFonts w:ascii="Consolas" w:hAnsi="Consolas" w:eastAsia="Consolas"/>
                 <w:sz w:val="17"/>
               </w:rPr>
-              <w:t>templates/system-select.html</w:t>
+              <w:t>templates/admin/console.html</w:t>
             </w:r>
           </w:p>
         </w:tc>
@@ -2508,7 +2645,7 @@
                 <w:rFonts w:ascii="Yu Gothic" w:hAnsi="Yu Gothic" w:eastAsia="Yu Gothic"/>
                 <w:sz w:val="17"/>
               </w:rPr>
-              <w:t>要ログイン（*1）</w:t>
+              <w:t>要admin</w:t>
             </w:r>
           </w:p>
         </w:tc>
@@ -2527,7 +2664,35 @@
                 <w:rFonts w:ascii="Yu Gothic" w:hAnsi="Yu Gothic" w:eastAsia="Yu Gothic"/>
                 <w:sz w:val="17"/>
               </w:rPr>
-              <w:t>ドキュメント作成／AutoRun／CLIモードを選ぶハブ画面</w:t>
+              <w:t>テナント・ユーザーの管理（管理者専用。</w:t>
+            </w:r>
+            <w:r>
+              <w:rPr>
+                <w:rFonts w:ascii="Consolas" w:hAnsi="Consolas" w:eastAsia="Consolas"/>
+                <w:sz w:val="17"/>
+              </w:rPr>
+              <w:t>role != ROLE_ADMIN</w:t>
+            </w:r>
+            <w:r>
+              <w:rPr>
+                <w:rFonts w:ascii="Yu Gothic" w:hAnsi="Yu Gothic" w:eastAsia="Yu Gothic"/>
+                <w:sz w:val="17"/>
+              </w:rPr>
+              <w:t xml:space="preserve"> は </w:t>
+            </w:r>
+            <w:r>
+              <w:rPr>
+                <w:rFonts w:ascii="Consolas" w:hAnsi="Consolas" w:eastAsia="Consolas"/>
+                <w:sz w:val="17"/>
+              </w:rPr>
+              <w:t>/systems</w:t>
+            </w:r>
+            <w:r>
+              <w:rPr>
+                <w:rFonts w:ascii="Yu Gothic" w:hAnsi="Yu Gothic" w:eastAsia="Yu Gothic"/>
+                <w:sz w:val="17"/>
+              </w:rPr>
+              <w:t xml:space="preserve"> へリダイレクト）</w:t>
             </w:r>
           </w:p>
         </w:tc>
@@ -2548,7 +2713,7 @@
                 <w:rFonts w:ascii="Yu Gothic" w:hAnsi="Yu Gothic" w:eastAsia="Yu Gothic"/>
                 <w:sz w:val="17"/>
               </w:rPr>
-              <w:t>SC-08</w:t>
+              <w:t>SC-09</w:t>
             </w:r>
           </w:p>
         </w:tc>
@@ -2567,7 +2732,7 @@
                 <w:rFonts w:ascii="Yu Gothic" w:hAnsi="Yu Gothic" w:eastAsia="Yu Gothic"/>
                 <w:sz w:val="17"/>
               </w:rPr>
-              <w:t>管理者コンソール</w:t>
+              <w:t>メインSPAシェル</w:t>
             </w:r>
           </w:p>
         </w:tc>
@@ -2586,92 +2751,92 @@
                 <w:rFonts w:ascii="Consolas" w:hAnsi="Consolas" w:eastAsia="Consolas"/>
                 <w:sz w:val="17"/>
               </w:rPr>
-              <w:t>/admin/console</w:t>
-            </w:r>
-          </w:p>
-        </w:tc>
-        <w:tc>
-          <w:tcPr>
-            <w:tcW w:type="dxa" w:w="1654"/>
-          </w:tcPr>
-          <w:p>
-            <w:r>
-              <w:rPr>
+              <w:t>/</w:t>
+            </w:r>
+            <w:r>
+              <w:rPr>
+                <w:rFonts w:ascii="Yu Gothic" w:hAnsi="Yu Gothic" w:eastAsia="Yu Gothic"/>
                 <w:sz w:val="17"/>
               </w:rPr>
+              <w:t>、</w:t>
             </w:r>
             <w:r>
               <w:rPr>
                 <w:rFonts w:ascii="Consolas" w:hAnsi="Consolas" w:eastAsia="Consolas"/>
                 <w:sz w:val="17"/>
               </w:rPr>
-              <w:t>templates/admin/console.html</w:t>
-            </w:r>
-          </w:p>
-        </w:tc>
-        <w:tc>
-          <w:tcPr>
-            <w:tcW w:type="dxa" w:w="1654"/>
-          </w:tcPr>
-          <w:p>
-            <w:r>
-              <w:rPr>
+              <w:t>/&lt;view_name&gt;</w:t>
+            </w:r>
+            <w:r>
+              <w:rPr>
+                <w:rFonts w:ascii="Yu Gothic" w:hAnsi="Yu Gothic" w:eastAsia="Yu Gothic"/>
                 <w:sz w:val="17"/>
               </w:rPr>
-            </w:r>
-            <w:r>
-              <w:rPr>
-                <w:rFonts w:ascii="Yu Gothic" w:hAnsi="Yu Gothic" w:eastAsia="Yu Gothic"/>
-                <w:sz w:val="17"/>
-              </w:rPr>
-              <w:t>要admin</w:t>
-            </w:r>
-          </w:p>
-        </w:tc>
-        <w:tc>
-          <w:tcPr>
-            <w:tcW w:type="dxa" w:w="1654"/>
-          </w:tcPr>
-          <w:p>
-            <w:r>
-              <w:rPr>
-                <w:sz w:val="17"/>
-              </w:rPr>
-            </w:r>
-            <w:r>
-              <w:rPr>
-                <w:rFonts w:ascii="Yu Gothic" w:hAnsi="Yu Gothic" w:eastAsia="Yu Gothic"/>
-                <w:sz w:val="17"/>
-              </w:rPr>
-              <w:t>テナント・ユーザーの管理（管理者専用。</w:t>
+              <w:t>、</w:t>
             </w:r>
             <w:r>
               <w:rPr>
                 <w:rFonts w:ascii="Consolas" w:hAnsi="Consolas" w:eastAsia="Consolas"/>
                 <w:sz w:val="17"/>
               </w:rPr>
-              <w:t>role != ROLE_ADMIN</w:t>
-            </w:r>
-            <w:r>
-              <w:rPr>
-                <w:rFonts w:ascii="Yu Gothic" w:hAnsi="Yu Gothic" w:eastAsia="Yu Gothic"/>
+              <w:t>/settings/&lt;tab&gt;</w:t>
+            </w:r>
+          </w:p>
+        </w:tc>
+        <w:tc>
+          <w:tcPr>
+            <w:tcW w:type="dxa" w:w="1654"/>
+          </w:tcPr>
+          <w:p>
+            <w:r>
+              <w:rPr>
                 <w:sz w:val="17"/>
               </w:rPr>
-              <w:t xml:space="preserve"> は </w:t>
             </w:r>
             <w:r>
               <w:rPr>
                 <w:rFonts w:ascii="Consolas" w:hAnsi="Consolas" w:eastAsia="Consolas"/>
                 <w:sz w:val="17"/>
               </w:rPr>
-              <w:t>/systems</w:t>
-            </w:r>
-            <w:r>
-              <w:rPr>
-                <w:rFonts w:ascii="Yu Gothic" w:hAnsi="Yu Gothic" w:eastAsia="Yu Gothic"/>
+              <w:t>templates/index.html</w:t>
+            </w:r>
+          </w:p>
+        </w:tc>
+        <w:tc>
+          <w:tcPr>
+            <w:tcW w:type="dxa" w:w="1654"/>
+          </w:tcPr>
+          <w:p>
+            <w:r>
+              <w:rPr>
                 <w:sz w:val="17"/>
               </w:rPr>
-              <w:t xml:space="preserve"> へリダイレクト）</w:t>
+            </w:r>
+            <w:r>
+              <w:rPr>
+                <w:rFonts w:ascii="Yu Gothic" w:hAnsi="Yu Gothic" w:eastAsia="Yu Gothic"/>
+                <w:sz w:val="17"/>
+              </w:rPr>
+              <w:t>要ログイン（*1）</w:t>
+            </w:r>
+          </w:p>
+        </w:tc>
+        <w:tc>
+          <w:tcPr>
+            <w:tcW w:type="dxa" w:w="1654"/>
+          </w:tcPr>
+          <w:p>
+            <w:r>
+              <w:rPr>
+                <w:sz w:val="17"/>
+              </w:rPr>
+            </w:r>
+            <w:r>
+              <w:rPr>
+                <w:rFonts w:ascii="Yu Gothic" w:hAnsi="Yu Gothic" w:eastAsia="Yu Gothic"/>
+                <w:sz w:val="17"/>
+              </w:rPr>
+              <w:t>ダッシュボード等 11 ビューをクライアント側で出し分け（内訳は 2.1）</w:t>
             </w:r>
           </w:p>
         </w:tc>
@@ -2692,7 +2857,7 @@
                 <w:rFonts w:ascii="Yu Gothic" w:hAnsi="Yu Gothic" w:eastAsia="Yu Gothic"/>
                 <w:sz w:val="17"/>
               </w:rPr>
-              <w:t>SC-09</w:t>
+              <w:t>SC-10</w:t>
             </w:r>
           </w:p>
         </w:tc>
@@ -2711,7 +2876,7 @@
                 <w:rFonts w:ascii="Yu Gothic" w:hAnsi="Yu Gothic" w:eastAsia="Yu Gothic"/>
                 <w:sz w:val="17"/>
               </w:rPr>
-              <w:t>メインSPAシェル</w:t>
+              <w:t>実行結果ページ</w:t>
             </w:r>
           </w:p>
         </w:tc>
@@ -2730,35 +2895,125 @@
                 <w:rFonts w:ascii="Consolas" w:hAnsi="Consolas" w:eastAsia="Consolas"/>
                 <w:sz w:val="17"/>
               </w:rPr>
-              <w:t>/</w:t>
-            </w:r>
-            <w:r>
-              <w:rPr>
-                <w:rFonts w:ascii="Yu Gothic" w:hAnsi="Yu Gothic" w:eastAsia="Yu Gothic"/>
+              <w:t>/runs/&lt;domain&gt;/&lt;run_id&gt;</w:t>
+            </w:r>
+          </w:p>
+        </w:tc>
+        <w:tc>
+          <w:tcPr>
+            <w:tcW w:type="dxa" w:w="1654"/>
+          </w:tcPr>
+          <w:p>
+            <w:r>
+              <w:rPr>
                 <w:sz w:val="17"/>
               </w:rPr>
-              <w:t>、</w:t>
             </w:r>
             <w:r>
               <w:rPr>
                 <w:rFonts w:ascii="Consolas" w:hAnsi="Consolas" w:eastAsia="Consolas"/>
                 <w:sz w:val="17"/>
               </w:rPr>
-              <w:t>/&lt;view_name&gt;</w:t>
+              <w:t>templates/index.html</w:t>
             </w:r>
             <w:r>
               <w:rPr>
                 <w:rFonts w:ascii="Yu Gothic" w:hAnsi="Yu Gothic" w:eastAsia="Yu Gothic"/>
                 <w:sz w:val="17"/>
               </w:rPr>
-              <w:t>、</w:t>
+              <w:t>（</w:t>
             </w:r>
             <w:r>
               <w:rPr>
                 <w:rFonts w:ascii="Consolas" w:hAnsi="Consolas" w:eastAsia="Consolas"/>
                 <w:sz w:val="17"/>
               </w:rPr>
-              <w:t>/settings/&lt;tab&gt;</w:t>
+              <w:t>view-run-result</w:t>
+            </w:r>
+            <w:r>
+              <w:rPr>
+                <w:rFonts w:ascii="Yu Gothic" w:hAnsi="Yu Gothic" w:eastAsia="Yu Gothic"/>
+                <w:sz w:val="17"/>
+              </w:rPr>
+              <w:t xml:space="preserve"> ビュー）</w:t>
+            </w:r>
+          </w:p>
+        </w:tc>
+        <w:tc>
+          <w:tcPr>
+            <w:tcW w:type="dxa" w:w="1654"/>
+          </w:tcPr>
+          <w:p>
+            <w:r>
+              <w:rPr>
+                <w:sz w:val="17"/>
+              </w:rPr>
+            </w:r>
+            <w:r>
+              <w:rPr>
+                <w:rFonts w:ascii="Yu Gothic" w:hAnsi="Yu Gothic" w:eastAsia="Yu Gothic"/>
+                <w:sz w:val="17"/>
+              </w:rPr>
+              <w:t>要ログイン（*1）</w:t>
+            </w:r>
+          </w:p>
+        </w:tc>
+        <w:tc>
+          <w:tcPr>
+            <w:tcW w:type="dxa" w:w="1654"/>
+          </w:tcPr>
+          <w:p>
+            <w:r>
+              <w:rPr>
+                <w:sz w:val="17"/>
+              </w:rPr>
+            </w:r>
+            <w:r>
+              <w:rPr>
+                <w:rFonts w:ascii="Yu Gothic" w:hAnsi="Yu Gothic" w:eastAsia="Yu Gothic"/>
+                <w:sz w:val="17"/>
+              </w:rPr>
+              <w:t>実行回のハブ。実行結果／解析結果／実行結果レポートの 3 成果物を 1 回分揃えて表示</w:t>
+            </w:r>
+          </w:p>
+        </w:tc>
+      </w:tr>
+      <w:tr>
+        <w:tc>
+          <w:tcPr>
+            <w:tcW w:type="dxa" w:w="1654"/>
+          </w:tcPr>
+          <w:p>
+            <w:r>
+              <w:rPr>
+                <w:sz w:val="17"/>
+              </w:rPr>
+            </w:r>
+            <w:r>
+              <w:rPr>
+                <w:rFonts w:ascii="Yu Gothic" w:hAnsi="Yu Gothic" w:eastAsia="Yu Gothic"/>
+                <w:sz w:val="17"/>
+              </w:rPr>
+              <w:t>SC-11</w:t>
+            </w:r>
+          </w:p>
+        </w:tc>
+        <w:tc>
+          <w:tcPr>
+            <w:tcW w:type="dxa" w:w="1654"/>
+          </w:tcPr>
+          <w:p>
+            <w:r>
+              <w:rPr>
+                <w:sz w:val="17"/>
+              </w:rPr>
+            </w:r>
+            <w:r>
+              <w:rPr>
+                <w:rFonts w:ascii="Yu Gothic" w:hAnsi="Yu Gothic" w:eastAsia="Yu Gothic"/>
+                <w:sz w:val="17"/>
+              </w:rPr>
+              <w:t>AutoRun実行結果レポート</w:t>
             </w:r>
           </w:p>
         </w:tc>
@@ -2777,7 +3032,7 @@
                 <w:rFonts w:ascii="Consolas" w:hAnsi="Consolas" w:eastAsia="Consolas"/>
                 <w:sz w:val="17"/>
               </w:rPr>
-              <w:t>templates/index.html</w:t>
+              <w:t>/autorun/report/&lt;domain&gt;</w:t>
             </w:r>
           </w:p>
         </w:tc>
@@ -2793,9 +3048,28 @@
             </w:r>
             <w:r>
               <w:rPr>
-                <w:rFonts w:ascii="Yu Gothic" w:hAnsi="Yu Gothic" w:eastAsia="Yu Gothic"/>
+                <w:rFonts w:ascii="Consolas" w:hAnsi="Consolas" w:eastAsia="Consolas"/>
                 <w:sz w:val="17"/>
               </w:rPr>
+              <w:t>templates/autorun-report.html</w:t>
+            </w:r>
+          </w:p>
+        </w:tc>
+        <w:tc>
+          <w:tcPr>
+            <w:tcW w:type="dxa" w:w="1654"/>
+          </w:tcPr>
+          <w:p>
+            <w:r>
+              <w:rPr>
+                <w:sz w:val="17"/>
+              </w:rPr>
+            </w:r>
+            <w:r>
+              <w:rPr>
+                <w:rFonts w:ascii="Yu Gothic" w:hAnsi="Yu Gothic" w:eastAsia="Yu Gothic"/>
+                <w:sz w:val="17"/>
+              </w:rPr>
               <w:t>要ログイン（*1）</w:t>
             </w:r>
           </w:p>
@@ -2815,7 +3089,7 @@
                 <w:rFonts w:ascii="Yu Gothic" w:hAnsi="Yu Gothic" w:eastAsia="Yu Gothic"/>
                 <w:sz w:val="17"/>
               </w:rPr>
-              <w:t>ダッシュボード等 11 ビューをクライアント側で出し分け（内訳は 2.1）</w:t>
+              <w:t>独立ページ。テストケースCSVダウンロード導線あり</w:t>
             </w:r>
           </w:p>
         </w:tc>
@@ -2836,7 +3110,7 @@
                 <w:rFonts w:ascii="Yu Gothic" w:hAnsi="Yu Gothic" w:eastAsia="Yu Gothic"/>
                 <w:sz w:val="17"/>
               </w:rPr>
-              <w:t>SC-10</w:t>
+              <w:t>SC-12</w:t>
             </w:r>
           </w:p>
         </w:tc>
@@ -2855,7 +3129,7 @@
                 <w:rFonts w:ascii="Yu Gothic" w:hAnsi="Yu Gothic" w:eastAsia="Yu Gothic"/>
                 <w:sz w:val="17"/>
               </w:rPr>
-              <w:t>実行結果ページ</w:t>
+              <w:t>CLIモード案内</w:t>
             </w:r>
           </w:p>
         </w:tc>
@@ -2874,7 +3148,7 @@
                 <w:rFonts w:ascii="Consolas" w:hAnsi="Consolas" w:eastAsia="Consolas"/>
                 <w:sz w:val="17"/>
               </w:rPr>
-              <w:t>/runs/&lt;domain&gt;/&lt;run_id&gt;</w:t>
+              <w:t>/cli</w:t>
             </w:r>
           </w:p>
         </w:tc>
@@ -2893,28 +3167,123 @@
                 <w:rFonts w:ascii="Consolas" w:hAnsi="Consolas" w:eastAsia="Consolas"/>
                 <w:sz w:val="17"/>
               </w:rPr>
-              <w:t>templates/index.html</w:t>
-            </w:r>
-            <w:r>
-              <w:rPr>
-                <w:rFonts w:ascii="Yu Gothic" w:hAnsi="Yu Gothic" w:eastAsia="Yu Gothic"/>
+              <w:t>templates/cli.html</w:t>
+            </w:r>
+          </w:p>
+        </w:tc>
+        <w:tc>
+          <w:tcPr>
+            <w:tcW w:type="dxa" w:w="1654"/>
+          </w:tcPr>
+          <w:p>
+            <w:r>
+              <w:rPr>
                 <w:sz w:val="17"/>
               </w:rPr>
-              <w:t>（</w:t>
+            </w:r>
+            <w:r>
+              <w:rPr>
+                <w:rFonts w:ascii="Yu Gothic" w:hAnsi="Yu Gothic" w:eastAsia="Yu Gothic"/>
+                <w:sz w:val="17"/>
+              </w:rPr>
+              <w:t>要ログイン（*1）</w:t>
+            </w:r>
+          </w:p>
+        </w:tc>
+        <w:tc>
+          <w:tcPr>
+            <w:tcW w:type="dxa" w:w="1654"/>
+          </w:tcPr>
+          <w:p>
+            <w:r>
+              <w:rPr>
+                <w:sz w:val="17"/>
+              </w:rPr>
+            </w:r>
+            <w:r>
+              <w:rPr>
+                <w:rFonts w:ascii="Yu Gothic" w:hAnsi="Yu Gothic" w:eastAsia="Yu Gothic"/>
+                <w:sz w:val="17"/>
+              </w:rPr>
+              <w:t>CLIモード（System 03）の案内</w:t>
+            </w:r>
+          </w:p>
+        </w:tc>
+      </w:tr>
+      <w:tr>
+        <w:tc>
+          <w:tcPr>
+            <w:tcW w:type="dxa" w:w="1654"/>
+          </w:tcPr>
+          <w:p>
+            <w:r>
+              <w:rPr>
+                <w:sz w:val="17"/>
+              </w:rPr>
+            </w:r>
+            <w:r>
+              <w:rPr>
+                <w:rFonts w:ascii="Yu Gothic" w:hAnsi="Yu Gothic" w:eastAsia="Yu Gothic"/>
+                <w:sz w:val="17"/>
+              </w:rPr>
+              <w:t>SC-13</w:t>
+            </w:r>
+          </w:p>
+        </w:tc>
+        <w:tc>
+          <w:tcPr>
+            <w:tcW w:type="dxa" w:w="1654"/>
+          </w:tcPr>
+          <w:p>
+            <w:r>
+              <w:rPr>
+                <w:sz w:val="17"/>
+              </w:rPr>
+            </w:r>
+            <w:r>
+              <w:rPr>
+                <w:rFonts w:ascii="Yu Gothic" w:hAnsi="Yu Gothic" w:eastAsia="Yu Gothic"/>
+                <w:sz w:val="17"/>
+              </w:rPr>
+              <w:t>トレーサビリティ（単独ページ）</w:t>
+            </w:r>
+          </w:p>
+        </w:tc>
+        <w:tc>
+          <w:tcPr>
+            <w:tcW w:type="dxa" w:w="1654"/>
+          </w:tcPr>
+          <w:p>
+            <w:r>
+              <w:rPr>
+                <w:sz w:val="17"/>
+              </w:rPr>
             </w:r>
             <w:r>
               <w:rPr>
                 <w:rFonts w:ascii="Consolas" w:hAnsi="Consolas" w:eastAsia="Consolas"/>
                 <w:sz w:val="17"/>
               </w:rPr>
-              <w:t>view-run-result</w:t>
-            </w:r>
-            <w:r>
-              <w:rPr>
-                <w:rFonts w:ascii="Yu Gothic" w:hAnsi="Yu Gothic" w:eastAsia="Yu Gothic"/>
+              <w:t>/traceability/view</w:t>
+            </w:r>
+          </w:p>
+        </w:tc>
+        <w:tc>
+          <w:tcPr>
+            <w:tcW w:type="dxa" w:w="1654"/>
+          </w:tcPr>
+          <w:p>
+            <w:r>
+              <w:rPr>
                 <w:sz w:val="17"/>
               </w:rPr>
-              <w:t xml:space="preserve"> ビュー）</w:t>
+            </w:r>
+            <w:r>
+              <w:rPr>
+                <w:rFonts w:ascii="Consolas" w:hAnsi="Consolas" w:eastAsia="Consolas"/>
+                <w:sz w:val="17"/>
+              </w:rPr>
+              <w:t>templates/traceability.html</w:t>
             </w:r>
           </w:p>
         </w:tc>
@@ -2952,7 +3321,7 @@
                 <w:rFonts w:ascii="Yu Gothic" w:hAnsi="Yu Gothic" w:eastAsia="Yu Gothic"/>
                 <w:sz w:val="17"/>
               </w:rPr>
-              <w:t>実行回のハブ。実行結果／解析結果／実行結果レポートの 3 成果物を 1 回分揃えて表示</w:t>
+              <w:t>要件⇔テストのトレーサビリティマトリクス（単独描画）</w:t>
             </w:r>
           </w:p>
         </w:tc>
@@ -2973,7 +3342,7 @@
                 <w:rFonts w:ascii="Yu Gothic" w:hAnsi="Yu Gothic" w:eastAsia="Yu Gothic"/>
                 <w:sz w:val="17"/>
               </w:rPr>
-              <w:t>SC-11</w:t>
+              <w:t>SC-14</w:t>
             </w:r>
           </w:p>
         </w:tc>
@@ -2992,7 +3361,7 @@
                 <w:rFonts w:ascii="Yu Gothic" w:hAnsi="Yu Gothic" w:eastAsia="Yu Gothic"/>
                 <w:sz w:val="17"/>
               </w:rPr>
-              <w:t>AutoRun実行結果レポート</w:t>
+              <w:t>フィードバック</w:t>
             </w:r>
           </w:p>
         </w:tc>
@@ -3011,7 +3380,7 @@
                 <w:rFonts w:ascii="Consolas" w:hAnsi="Consolas" w:eastAsia="Consolas"/>
                 <w:sz w:val="17"/>
               </w:rPr>
-              <w:t>/autorun/report/&lt;domain&gt;</w:t>
+              <w:t>/feedback</w:t>
             </w:r>
           </w:p>
         </w:tc>
@@ -3030,7 +3399,14 @@
                 <w:rFonts w:ascii="Consolas" w:hAnsi="Consolas" w:eastAsia="Consolas"/>
                 <w:sz w:val="17"/>
               </w:rPr>
-              <w:t>templates/autorun-report.html</w:t>
+              <w:t>templates/partials/view-feedback.html</w:t>
+            </w:r>
+            <w:r>
+              <w:rPr>
+                <w:rFonts w:ascii="Yu Gothic" w:hAnsi="Yu Gothic" w:eastAsia="Yu Gothic"/>
+                <w:sz w:val="17"/>
+              </w:rPr>
+              <w:t>（SC-09 内のビュー）</w:t>
             </w:r>
           </w:p>
         </w:tc>
@@ -3049,7 +3425,7 @@
                 <w:rFonts w:ascii="Yu Gothic" w:hAnsi="Yu Gothic" w:eastAsia="Yu Gothic"/>
                 <w:sz w:val="17"/>
               </w:rPr>
-              <w:t>要ログイン（*1）</w:t>
+              <w:t>要ログイン</w:t>
             </w:r>
           </w:p>
         </w:tc>
@@ -3068,239 +3444,7 @@
                 <w:rFonts w:ascii="Yu Gothic" w:hAnsi="Yu Gothic" w:eastAsia="Yu Gothic"/>
                 <w:sz w:val="17"/>
               </w:rPr>
-              <w:t>独立ページ。テストケースCSVダウンロード導線あり</w:t>
-            </w:r>
-          </w:p>
-        </w:tc>
-      </w:tr>
-      <w:tr>
-        <w:tc>
-          <w:tcPr>
-            <w:tcW w:type="dxa" w:w="1654"/>
-          </w:tcPr>
-          <w:p>
-            <w:r>
-              <w:rPr>
-                <w:sz w:val="17"/>
-              </w:rPr>
-            </w:r>
-            <w:r>
-              <w:rPr>
-                <w:rFonts w:ascii="Yu Gothic" w:hAnsi="Yu Gothic" w:eastAsia="Yu Gothic"/>
-                <w:sz w:val="17"/>
-              </w:rPr>
-              <w:t>SC-12</w:t>
-            </w:r>
-          </w:p>
-        </w:tc>
-        <w:tc>
-          <w:tcPr>
-            <w:tcW w:type="dxa" w:w="1654"/>
-          </w:tcPr>
-          <w:p>
-            <w:r>
-              <w:rPr>
-                <w:sz w:val="17"/>
-              </w:rPr>
-            </w:r>
-            <w:r>
-              <w:rPr>
-                <w:rFonts w:ascii="Yu Gothic" w:hAnsi="Yu Gothic" w:eastAsia="Yu Gothic"/>
-                <w:sz w:val="17"/>
-              </w:rPr>
-              <w:t>CLIモード案内</w:t>
-            </w:r>
-          </w:p>
-        </w:tc>
-        <w:tc>
-          <w:tcPr>
-            <w:tcW w:type="dxa" w:w="1654"/>
-          </w:tcPr>
-          <w:p>
-            <w:r>
-              <w:rPr>
-                <w:sz w:val="17"/>
-              </w:rPr>
-            </w:r>
-            <w:r>
-              <w:rPr>
-                <w:rFonts w:ascii="Consolas" w:hAnsi="Consolas" w:eastAsia="Consolas"/>
-                <w:sz w:val="17"/>
-              </w:rPr>
-              <w:t>/cli</w:t>
-            </w:r>
-          </w:p>
-        </w:tc>
-        <w:tc>
-          <w:tcPr>
-            <w:tcW w:type="dxa" w:w="1654"/>
-          </w:tcPr>
-          <w:p>
-            <w:r>
-              <w:rPr>
-                <w:sz w:val="17"/>
-              </w:rPr>
-            </w:r>
-            <w:r>
-              <w:rPr>
-                <w:rFonts w:ascii="Consolas" w:hAnsi="Consolas" w:eastAsia="Consolas"/>
-                <w:sz w:val="17"/>
-              </w:rPr>
-              <w:t>templates/cli.html</w:t>
-            </w:r>
-          </w:p>
-        </w:tc>
-        <w:tc>
-          <w:tcPr>
-            <w:tcW w:type="dxa" w:w="1654"/>
-          </w:tcPr>
-          <w:p>
-            <w:r>
-              <w:rPr>
-                <w:sz w:val="17"/>
-              </w:rPr>
-            </w:r>
-            <w:r>
-              <w:rPr>
-                <w:rFonts w:ascii="Yu Gothic" w:hAnsi="Yu Gothic" w:eastAsia="Yu Gothic"/>
-                <w:sz w:val="17"/>
-              </w:rPr>
-              <w:t>要ログイン（*1）</w:t>
-            </w:r>
-          </w:p>
-        </w:tc>
-        <w:tc>
-          <w:tcPr>
-            <w:tcW w:type="dxa" w:w="1654"/>
-          </w:tcPr>
-          <w:p>
-            <w:r>
-              <w:rPr>
-                <w:sz w:val="17"/>
-              </w:rPr>
-            </w:r>
-            <w:r>
-              <w:rPr>
-                <w:rFonts w:ascii="Yu Gothic" w:hAnsi="Yu Gothic" w:eastAsia="Yu Gothic"/>
-                <w:sz w:val="17"/>
-              </w:rPr>
-              <w:t>CLIモード（System 03）の案内</w:t>
-            </w:r>
-          </w:p>
-        </w:tc>
-      </w:tr>
-      <w:tr>
-        <w:tc>
-          <w:tcPr>
-            <w:tcW w:type="dxa" w:w="1654"/>
-          </w:tcPr>
-          <w:p>
-            <w:r>
-              <w:rPr>
-                <w:sz w:val="17"/>
-              </w:rPr>
-            </w:r>
-            <w:r>
-              <w:rPr>
-                <w:rFonts w:ascii="Yu Gothic" w:hAnsi="Yu Gothic" w:eastAsia="Yu Gothic"/>
-                <w:sz w:val="17"/>
-              </w:rPr>
-              <w:t>SC-13</w:t>
-            </w:r>
-          </w:p>
-        </w:tc>
-        <w:tc>
-          <w:tcPr>
-            <w:tcW w:type="dxa" w:w="1654"/>
-          </w:tcPr>
-          <w:p>
-            <w:r>
-              <w:rPr>
-                <w:sz w:val="17"/>
-              </w:rPr>
-            </w:r>
-            <w:r>
-              <w:rPr>
-                <w:rFonts w:ascii="Yu Gothic" w:hAnsi="Yu Gothic" w:eastAsia="Yu Gothic"/>
-                <w:sz w:val="17"/>
-              </w:rPr>
-              <w:t>トレーサビリティ（単独ページ）</w:t>
-            </w:r>
-          </w:p>
-        </w:tc>
-        <w:tc>
-          <w:tcPr>
-            <w:tcW w:type="dxa" w:w="1654"/>
-          </w:tcPr>
-          <w:p>
-            <w:r>
-              <w:rPr>
-                <w:sz w:val="17"/>
-              </w:rPr>
-            </w:r>
-            <w:r>
-              <w:rPr>
-                <w:rFonts w:ascii="Consolas" w:hAnsi="Consolas" w:eastAsia="Consolas"/>
-                <w:sz w:val="17"/>
-              </w:rPr>
-              <w:t>/traceability/view</w:t>
-            </w:r>
-          </w:p>
-        </w:tc>
-        <w:tc>
-          <w:tcPr>
-            <w:tcW w:type="dxa" w:w="1654"/>
-          </w:tcPr>
-          <w:p>
-            <w:r>
-              <w:rPr>
-                <w:sz w:val="17"/>
-              </w:rPr>
-            </w:r>
-            <w:r>
-              <w:rPr>
-                <w:rFonts w:ascii="Consolas" w:hAnsi="Consolas" w:eastAsia="Consolas"/>
-                <w:sz w:val="17"/>
-              </w:rPr>
-              <w:t>templates/traceability.html</w:t>
-            </w:r>
-          </w:p>
-        </w:tc>
-        <w:tc>
-          <w:tcPr>
-            <w:tcW w:type="dxa" w:w="1654"/>
-          </w:tcPr>
-          <w:p>
-            <w:r>
-              <w:rPr>
-                <w:sz w:val="17"/>
-              </w:rPr>
-            </w:r>
-            <w:r>
-              <w:rPr>
-                <w:rFonts w:ascii="Yu Gothic" w:hAnsi="Yu Gothic" w:eastAsia="Yu Gothic"/>
-                <w:sz w:val="17"/>
-              </w:rPr>
-              <w:t>要ログイン（*1）</w:t>
-            </w:r>
-          </w:p>
-        </w:tc>
-        <w:tc>
-          <w:tcPr>
-            <w:tcW w:type="dxa" w:w="1654"/>
-          </w:tcPr>
-          <w:p>
-            <w:r>
-              <w:rPr>
-                <w:sz w:val="17"/>
-              </w:rPr>
-            </w:r>
-            <w:r>
-              <w:rPr>
-                <w:rFonts w:ascii="Yu Gothic" w:hAnsi="Yu Gothic" w:eastAsia="Yu Gothic"/>
-                <w:sz w:val="17"/>
-              </w:rPr>
-              <w:t>要件⇔テストのトレーサビリティマトリクス（単独描画）</w:t>
+              <w:t>不具合・要望の送信。送信者・テナント・直前の画面はサーバー側で付与</w:t>
             </w:r>
           </w:p>
         </w:tc>
@@ -5564,7 +5708,7 @@
       <w:r>
         <w:drawing>
           <wp:inline xmlns:a="http://schemas.openxmlformats.org/drawingml/2006/main" xmlns:pic="http://schemas.openxmlformats.org/drawingml/2006/picture">
-            <wp:extent cx="6300470" cy="3738915"/>
+            <wp:extent cx="6300470" cy="2696792"/>
             <wp:docPr id="1" name="Picture 1"/>
             <wp:cNvGraphicFramePr>
               <a:graphicFrameLocks noChangeAspect="1"/>
@@ -5573,7 +5717,7 @@
               <a:graphicData uri="http://schemas.openxmlformats.org/drawingml/2006/picture">
                 <pic:pic>
                   <pic:nvPicPr>
-                    <pic:cNvPr id="0" name="90c0df1598f9cef3.png"/>
+                    <pic:cNvPr id="0" name="13e07b0c9dde69f0.png"/>
                     <pic:cNvPicPr/>
                   </pic:nvPicPr>
                   <pic:blipFill>
@@ -5585,7 +5729,7 @@
                   <pic:spPr>
                     <a:xfrm>
                       <a:off x="0" y="0"/>
-                      <a:ext cx="6300470" cy="3738915"/>
+                      <a:ext cx="6300470" cy="2696792"/>
                     </a:xfrm>
                     <a:prstGeom prst="rect"/>
                   </pic:spPr>
@@ -12871,7 +13015,7 @@
                 <w:rFonts w:ascii="Yu Gothic" w:hAnsi="Yu Gothic" w:eastAsia="Yu Gothic"/>
                 <w:sz w:val="18"/>
               </w:rPr>
-              <w:t>SC-04 ユーザー選択、SC-05 テナント選択、SC-06 マイページ、SC-07 システム選択（*1）、SC-09 メインSPAシェル（*1）、SC-10 実行結果ページ（*1）、SC-11 AutoRun実行結果レポート（*1）、SC-12 CLIモード案内（*1）、SC-13 トレーサビリティ単独ページ（*1）</w:t>
+              <w:t>SC-05 テナント選択、SC-06 個人設定、SC-07 システム選択（*1）、SC-09 メインSPAシェル（*1）、SC-10 実行結果ページ（*1）、SC-11 AutoRun実行結果レポート（*1）、SC-12 CLIモード案内（*1）、SC-13 トレーサビリティ単独ページ（*1）、SC-14 フィードバック</w:t>
             </w:r>
           </w:p>
         </w:tc>

--- a/docs/sdlc/20_design/WS2D-SD-001_画面設計書.docx
+++ b/docs/sdlc/20_design/WS2D-SD-001_画面設計書.docx
@@ -2418,7 +2418,7 @@
                 <w:rFonts w:ascii="Yu Gothic" w:hAnsi="Yu Gothic" w:eastAsia="Yu Gothic"/>
                 <w:sz w:val="17"/>
               </w:rPr>
-              <w:t xml:space="preserve">プロフィール・パスワード変更。管理者はメンバー管理・APIトークンも表示。旧 </w:t>
+              <w:t xml:space="preserve">自分のプロフィール・パスワード変更。管理者はAPIトークンも表示。他人の管理は SC-15 の担当。旧 </w:t>
             </w:r>
             <w:r>
               <w:rPr>
@@ -2588,7 +2588,7 @@
                 <w:rFonts w:ascii="Yu Gothic" w:hAnsi="Yu Gothic" w:eastAsia="Yu Gothic"/>
                 <w:sz w:val="17"/>
               </w:rPr>
-              <w:t>管理者コンソール</w:t>
+              <w:t>（統合）管理者コンソール</w:t>
             </w:r>
           </w:p>
         </w:tc>
@@ -2623,48 +2623,62 @@
             </w:r>
             <w:r>
               <w:rPr>
+                <w:rFonts w:ascii="Yu Gothic" w:hAnsi="Yu Gothic" w:eastAsia="Yu Gothic"/>
+                <w:sz w:val="17"/>
+              </w:rPr>
+              <w:t>—</w:t>
+            </w:r>
+          </w:p>
+        </w:tc>
+        <w:tc>
+          <w:tcPr>
+            <w:tcW w:type="dxa" w:w="1654"/>
+          </w:tcPr>
+          <w:p>
+            <w:r>
+              <w:rPr>
+                <w:sz w:val="17"/>
+              </w:rPr>
+            </w:r>
+            <w:r>
+              <w:rPr>
+                <w:rFonts w:ascii="Yu Gothic" w:hAnsi="Yu Gothic" w:eastAsia="Yu Gothic"/>
+                <w:sz w:val="17"/>
+              </w:rPr>
+              <w:t>要admin</w:t>
+            </w:r>
+          </w:p>
+        </w:tc>
+        <w:tc>
+          <w:tcPr>
+            <w:tcW w:type="dxa" w:w="1654"/>
+          </w:tcPr>
+          <w:p>
+            <w:r>
+              <w:rPr>
+                <w:sz w:val="17"/>
+              </w:rPr>
+            </w:r>
+            <w:r>
+              <w:rPr>
+                <w:rFonts w:ascii="Yu Gothic" w:hAnsi="Yu Gothic" w:eastAsia="Yu Gothic"/>
+                <w:sz w:val="17"/>
+              </w:rPr>
+              <w:t xml:space="preserve">テナント・ユーザーの管理。SC-15 のユーザー管理ビューへ統合し、本URLは </w:t>
+            </w:r>
+            <w:r>
+              <w:rPr>
                 <w:rFonts w:ascii="Consolas" w:hAnsi="Consolas" w:eastAsia="Consolas"/>
                 <w:sz w:val="17"/>
               </w:rPr>
-              <w:t>templates/admin/console.html</w:t>
-            </w:r>
-          </w:p>
-        </w:tc>
-        <w:tc>
-          <w:tcPr>
-            <w:tcW w:type="dxa" w:w="1654"/>
-          </w:tcPr>
-          <w:p>
-            <w:r>
-              <w:rPr>
+              <w:t>/user-management</w:t>
+            </w:r>
+            <w:r>
+              <w:rPr>
+                <w:rFonts w:ascii="Yu Gothic" w:hAnsi="Yu Gothic" w:eastAsia="Yu Gothic"/>
                 <w:sz w:val="17"/>
               </w:rPr>
-            </w:r>
-            <w:r>
-              <w:rPr>
-                <w:rFonts w:ascii="Yu Gothic" w:hAnsi="Yu Gothic" w:eastAsia="Yu Gothic"/>
-                <w:sz w:val="17"/>
-              </w:rPr>
-              <w:t>要admin</w:t>
-            </w:r>
-          </w:p>
-        </w:tc>
-        <w:tc>
-          <w:tcPr>
-            <w:tcW w:type="dxa" w:w="1654"/>
-          </w:tcPr>
-          <w:p>
-            <w:r>
-              <w:rPr>
-                <w:sz w:val="17"/>
-              </w:rPr>
-            </w:r>
-            <w:r>
-              <w:rPr>
-                <w:rFonts w:ascii="Yu Gothic" w:hAnsi="Yu Gothic" w:eastAsia="Yu Gothic"/>
-                <w:sz w:val="17"/>
-              </w:rPr>
-              <w:t>テナント・ユーザーの管理（管理者専用。</w:t>
+              <w:t xml:space="preserve"> への 302 だけを残す（</w:t>
             </w:r>
             <w:r>
               <w:rPr>
@@ -2678,7 +2692,7 @@
                 <w:rFonts w:ascii="Yu Gothic" w:hAnsi="Yu Gothic" w:eastAsia="Yu Gothic"/>
                 <w:sz w:val="17"/>
               </w:rPr>
-              <w:t xml:space="preserve"> は </w:t>
+              <w:t xml:space="preserve"> は従来どおり </w:t>
             </w:r>
             <w:r>
               <w:rPr>
@@ -2692,7 +2706,7 @@
                 <w:rFonts w:ascii="Yu Gothic" w:hAnsi="Yu Gothic" w:eastAsia="Yu Gothic"/>
                 <w:sz w:val="17"/>
               </w:rPr>
-              <w:t xml:space="preserve"> へリダイレクト）</w:t>
+              <w:t xml:space="preserve"> へ）</w:t>
             </w:r>
           </w:p>
         </w:tc>
@@ -2836,7 +2850,7 @@
                 <w:rFonts w:ascii="Yu Gothic" w:hAnsi="Yu Gothic" w:eastAsia="Yu Gothic"/>
                 <w:sz w:val="17"/>
               </w:rPr>
-              <w:t>ダッシュボード等 11 ビューをクライアント側で出し分け（内訳は 2.1）</w:t>
+              <w:t>ダッシュボード等の各ビューをクライアント側で出し分け（内訳は 2.1）</w:t>
             </w:r>
           </w:p>
         </w:tc>
@@ -3445,6 +3459,143 @@
                 <w:sz w:val="17"/>
               </w:rPr>
               <w:t>不具合・要望の送信。送信者・テナント・直前の画面はサーバー側で付与</w:t>
+            </w:r>
+          </w:p>
+        </w:tc>
+      </w:tr>
+      <w:tr>
+        <w:tc>
+          <w:tcPr>
+            <w:tcW w:type="dxa" w:w="1654"/>
+          </w:tcPr>
+          <w:p>
+            <w:r>
+              <w:rPr>
+                <w:sz w:val="17"/>
+              </w:rPr>
+            </w:r>
+            <w:r>
+              <w:rPr>
+                <w:rFonts w:ascii="Yu Gothic" w:hAnsi="Yu Gothic" w:eastAsia="Yu Gothic"/>
+                <w:sz w:val="17"/>
+              </w:rPr>
+              <w:t>SC-15</w:t>
+            </w:r>
+          </w:p>
+        </w:tc>
+        <w:tc>
+          <w:tcPr>
+            <w:tcW w:type="dxa" w:w="1654"/>
+          </w:tcPr>
+          <w:p>
+            <w:r>
+              <w:rPr>
+                <w:sz w:val="17"/>
+              </w:rPr>
+            </w:r>
+            <w:r>
+              <w:rPr>
+                <w:rFonts w:ascii="Yu Gothic" w:hAnsi="Yu Gothic" w:eastAsia="Yu Gothic"/>
+                <w:sz w:val="17"/>
+              </w:rPr>
+              <w:t>ユーザー管理</w:t>
+            </w:r>
+          </w:p>
+        </w:tc>
+        <w:tc>
+          <w:tcPr>
+            <w:tcW w:type="dxa" w:w="1654"/>
+          </w:tcPr>
+          <w:p>
+            <w:r>
+              <w:rPr>
+                <w:sz w:val="17"/>
+              </w:rPr>
+            </w:r>
+            <w:r>
+              <w:rPr>
+                <w:rFonts w:ascii="Consolas" w:hAnsi="Consolas" w:eastAsia="Consolas"/>
+                <w:sz w:val="17"/>
+              </w:rPr>
+              <w:t>/user-management</w:t>
+            </w:r>
+          </w:p>
+        </w:tc>
+        <w:tc>
+          <w:tcPr>
+            <w:tcW w:type="dxa" w:w="1654"/>
+          </w:tcPr>
+          <w:p>
+            <w:r>
+              <w:rPr>
+                <w:sz w:val="17"/>
+              </w:rPr>
+            </w:r>
+            <w:r>
+              <w:rPr>
+                <w:rFonts w:ascii="Consolas" w:hAnsi="Consolas" w:eastAsia="Consolas"/>
+                <w:sz w:val="17"/>
+              </w:rPr>
+              <w:t>templates/partials/view-user-management.html</w:t>
+            </w:r>
+            <w:r>
+              <w:rPr>
+                <w:rFonts w:ascii="Yu Gothic" w:hAnsi="Yu Gothic" w:eastAsia="Yu Gothic"/>
+                <w:sz w:val="17"/>
+              </w:rPr>
+              <w:t>＋</w:t>
+            </w:r>
+            <w:r>
+              <w:rPr>
+                <w:rFonts w:ascii="Consolas" w:hAnsi="Consolas" w:eastAsia="Consolas"/>
+                <w:sz w:val="17"/>
+              </w:rPr>
+              <w:t>partials/modal-user-admin.html</w:t>
+            </w:r>
+            <w:r>
+              <w:rPr>
+                <w:rFonts w:ascii="Yu Gothic" w:hAnsi="Yu Gothic" w:eastAsia="Yu Gothic"/>
+                <w:sz w:val="17"/>
+              </w:rPr>
+              <w:t>（SC-09 内のビュー）</w:t>
+            </w:r>
+          </w:p>
+        </w:tc>
+        <w:tc>
+          <w:tcPr>
+            <w:tcW w:type="dxa" w:w="1654"/>
+          </w:tcPr>
+          <w:p>
+            <w:r>
+              <w:rPr>
+                <w:sz w:val="17"/>
+              </w:rPr>
+            </w:r>
+            <w:r>
+              <w:rPr>
+                <w:rFonts w:ascii="Yu Gothic" w:hAnsi="Yu Gothic" w:eastAsia="Yu Gothic"/>
+                <w:sz w:val="17"/>
+              </w:rPr>
+              <w:t>要ログイン（操作は要admin）</w:t>
+            </w:r>
+          </w:p>
+        </w:tc>
+        <w:tc>
+          <w:tcPr>
+            <w:tcW w:type="dxa" w:w="1654"/>
+          </w:tcPr>
+          <w:p>
+            <w:r>
+              <w:rPr>
+                <w:sz w:val="17"/>
+              </w:rPr>
+            </w:r>
+            <w:r>
+              <w:rPr>
+                <w:rFonts w:ascii="Yu Gothic" w:hAnsi="Yu Gothic" w:eastAsia="Yu Gothic"/>
+                <w:sz w:val="17"/>
+              </w:rPr>
+              <w:t>ユーザーとテナントの管理を1画面に統合。ユーザーの一覧・追加・削除、所属とロールの編集（ダイアログ）、パスワードリセット（ダイアログ）、テナントの作成・改名・削除。メニュー項目は管理者にのみ描画し、URL直打ちの一般利用者にはフォームを出さず理由を表示する</w:t>
             </w:r>
           </w:p>
         </w:tc>
@@ -5212,6 +5363,138 @@
                 <w:sz w:val="18"/>
               </w:rPr>
               <w:t xml:space="preserve"> の3領域をJSが描画</w:t>
+            </w:r>
+          </w:p>
+        </w:tc>
+      </w:tr>
+      <w:tr>
+        <w:tc>
+          <w:tcPr>
+            <w:tcW w:type="dxa" w:w="1984"/>
+          </w:tcPr>
+          <w:p>
+            <w:r>
+              <w:rPr>
+                <w:sz w:val="18"/>
+              </w:rPr>
+            </w:r>
+            <w:r>
+              <w:rPr>
+                <w:rFonts w:ascii="Yu Gothic" w:hAnsi="Yu Gothic" w:eastAsia="Yu Gothic"/>
+                <w:sz w:val="18"/>
+              </w:rPr>
+              <w:t>user-management</w:t>
+            </w:r>
+          </w:p>
+        </w:tc>
+        <w:tc>
+          <w:tcPr>
+            <w:tcW w:type="dxa" w:w="1984"/>
+          </w:tcPr>
+          <w:p>
+            <w:r>
+              <w:rPr>
+                <w:sz w:val="18"/>
+              </w:rPr>
+            </w:r>
+            <w:r>
+              <w:rPr>
+                <w:rFonts w:ascii="Yu Gothic" w:hAnsi="Yu Gothic" w:eastAsia="Yu Gothic"/>
+                <w:sz w:val="18"/>
+              </w:rPr>
+              <w:t>ユーザー管理</w:t>
+            </w:r>
+          </w:p>
+        </w:tc>
+        <w:tc>
+          <w:tcPr>
+            <w:tcW w:type="dxa" w:w="1984"/>
+          </w:tcPr>
+          <w:p>
+            <w:r>
+              <w:rPr>
+                <w:sz w:val="18"/>
+              </w:rPr>
+            </w:r>
+            <w:r>
+              <w:rPr>
+                <w:rFonts w:ascii="Consolas" w:hAnsi="Consolas" w:eastAsia="Consolas"/>
+                <w:sz w:val="18"/>
+              </w:rPr>
+              <w:t>view-user-management.html</w:t>
+            </w:r>
+          </w:p>
+        </w:tc>
+        <w:tc>
+          <w:tcPr>
+            <w:tcW w:type="dxa" w:w="1984"/>
+          </w:tcPr>
+          <w:p>
+            <w:r>
+              <w:rPr>
+                <w:sz w:val="18"/>
+              </w:rPr>
+            </w:r>
+            <w:r>
+              <w:rPr>
+                <w:rFonts w:ascii="Yu Gothic" w:hAnsi="Yu Gothic" w:eastAsia="Yu Gothic"/>
+                <w:sz w:val="18"/>
+              </w:rPr>
+              <w:t>103</w:t>
+            </w:r>
+          </w:p>
+        </w:tc>
+        <w:tc>
+          <w:tcPr>
+            <w:tcW w:type="dxa" w:w="1984"/>
+          </w:tcPr>
+          <w:p>
+            <w:r>
+              <w:rPr>
+                <w:sz w:val="18"/>
+              </w:rPr>
+            </w:r>
+            <w:r>
+              <w:rPr>
+                <w:rFonts w:ascii="Yu Gothic" w:hAnsi="Yu Gothic" w:eastAsia="Yu Gothic"/>
+                <w:sz w:val="18"/>
+              </w:rPr>
+              <w:t>SC-15 の実体。</w:t>
+            </w:r>
+            <w:r>
+              <w:rPr>
+                <w:rFonts w:ascii="Consolas" w:hAnsi="Consolas" w:eastAsia="Consolas"/>
+                <w:sz w:val="18"/>
+              </w:rPr>
+              <w:t>static/js/user-admin-view.js</w:t>
+            </w:r>
+            <w:r>
+              <w:rPr>
+                <w:rFonts w:ascii="Yu Gothic" w:hAnsi="Yu Gothic" w:eastAsia="Yu Gothic"/>
+                <w:sz w:val="18"/>
+              </w:rPr>
+              <w:t xml:space="preserve"> が </w:t>
+            </w:r>
+            <w:r>
+              <w:rPr>
+                <w:rFonts w:ascii="Consolas" w:hAnsi="Consolas" w:eastAsia="Consolas"/>
+                <w:sz w:val="18"/>
+              </w:rPr>
+              <w:t>/api/admin/tenancy</w:t>
+            </w:r>
+            <w:r>
+              <w:rPr>
+                <w:rFonts w:ascii="Yu Gothic" w:hAnsi="Yu Gothic" w:eastAsia="Yu Gothic"/>
+                <w:sz w:val="18"/>
+              </w:rPr>
+              <w:t xml:space="preserve"> から一覧を描画。ダイアログ2種は </w:t>
+            </w:r>
+            <w:r>
+              <w:rPr>
+                <w:rFonts w:ascii="Consolas" w:hAnsi="Consolas" w:eastAsia="Consolas"/>
+                <w:sz w:val="18"/>
+              </w:rPr>
+              <w:t>partials/modal-user-admin.html</w:t>
             </w:r>
           </w:p>
         </w:tc>
